--- a/assets/andrew_sykes_cv.docx
+++ b/assets/andrew_sykes_cv.docx
@@ -249,7 +249,7 @@
           <w:rtl w:val="0"/>
           <w:lang w:val="en-US"/>
         </w:rPr>
-        <w:t>A self-motivated professional with extensive experience in the printing industry, contributing significantly to the growth and success of a family business. Proficient in mastering a wide range of disciplines within the sector, with a particular focus on adapting to and leveraging technological advancements during the digital revolution. Demonstrates exceptional attention to detail in all roles, including the mentorship of new recruits, and a commitment to continuous self-improvement in print design and web development.</w:t>
+        <w:t>A self-motivated professional with extensive experience in the printing industry, contributing significantly to the growth and success of a family business. Proficient in mastering a wide range of disciplines within the sector, with a particular focus on adapting to and leveraging technological advancements during the transition to a fully digital workflow. Demonstrates exceptional attention to detail in all roles, including the mentorship of new recruits, and a commitment to continuous self-improvement in print design and web development.</w:t>
       </w:r>
     </w:p>
     <w:p>
